--- a/public/assets/files/stacjonarne/SAD.docx
+++ b/public/assets/files/stacjonarne/SAD.docx
@@ -523,6 +523,7 @@
                 <w:i w:val="0"/>
                 <w:sz w:val="22"/>
               </w:rPr>
+              <w:t>I</w:t>
             </w:r>
           </w:p>
         </w:tc>
@@ -560,6 +561,7 @@
                 <w:i w:val="0"/>
                 <w:sz w:val="22"/>
               </w:rPr>
+              <w:t>obligatoryjny</w:t>
             </w:r>
           </w:p>
         </w:tc>

--- a/public/assets/files/stacjonarne/SAD.docx
+++ b/public/assets/files/stacjonarne/SAD.docx
@@ -681,12 +681,22 @@
         <w:tblW w:w="5000" w:type="pct"/>
       </w:tblPr>
       <w:tblGrid>
-        <w:gridCol w:w="9972"/>
+        <w:gridCol w:w="997"/>
+        <w:gridCol w:w="997"/>
+        <w:gridCol w:w="997"/>
+        <w:gridCol w:w="997"/>
+        <w:gridCol w:w="997"/>
+        <w:gridCol w:w="997"/>
+        <w:gridCol w:w="997"/>
+        <w:gridCol w:w="997"/>
+        <w:gridCol w:w="997"/>
+        <w:gridCol w:w="997"/>
       </w:tblGrid>
       <w:tr>
         <w:tc>
           <w:tcPr>
-            <w:tcW w:type="dxa" w:w="9972"/>
+            <w:tcW w:type="dxa" w:w="9970"/>
+            <w:gridSpan w:val="10"/>
             <w:shd w:val="clear" w:color="auto" w:fill="D9D9D9"/>
           </w:tcPr>
           <w:p>
@@ -705,31 +715,34 @@
           </w:p>
         </w:tc>
       </w:tr>
-    </w:tbl>
-    <w:tbl>
-      <w:tblPr>
-        <w:tblW w:type="auto" w:w="0"/>
-        <w:tblLook w:firstColumn="1" w:firstRow="1" w:lastColumn="0" w:lastRow="0" w:noHBand="0" w:noVBand="1" w:val="04A0"/>
-        <w:tblBorders>
-          <w:top w:val="single" w:sz="4" w:space="0" w:color="000000"/>
-          <w:left w:val="single" w:sz="4" w:space="0" w:color="000000"/>
-          <w:bottom w:val="single" w:sz="4" w:space="0" w:color="000000"/>
-          <w:right w:val="single" w:sz="4" w:space="0" w:color="000000"/>
-          <w:insideH w:val="single" w:sz="4" w:space="0" w:color="000000"/>
-          <w:insideV w:val="single" w:sz="4" w:space="0" w:color="000000"/>
-        </w:tblBorders>
-        <w:tblW w:w="5000" w:type="pct"/>
-      </w:tblPr>
-      <w:tblGrid>
-        <w:gridCol w:w="2493"/>
-        <w:gridCol w:w="2493"/>
-        <w:gridCol w:w="2493"/>
-        <w:gridCol w:w="2493"/>
-      </w:tblGrid>
       <w:tr>
         <w:tc>
           <w:tcPr>
-            <w:tcW w:type="dxa" w:w="2493"/>
+            <w:tcW w:type="dxa" w:w="9970"/>
+            <w:gridSpan w:val="10"/>
+            <w:shd w:val="clear" w:color="auto" w:fill="D9D9D9"/>
+          </w:tcPr>
+          <w:p>
+            <w:pPr>
+              <w:spacing w:before="20" w:after="20"/>
+            </w:pPr>
+            <w:r>
+              <w:rPr>
+                <w:rFonts w:ascii="Aptos" w:hAnsi="Aptos"/>
+                <w:b w:val="0"/>
+                <w:i w:val="0"/>
+                <w:sz w:val="16"/>
+              </w:rPr>
+              <w:t>Wymiar godzinowy (liczba godzin w semestrze)</w:t>
+            </w:r>
+          </w:p>
+        </w:tc>
+      </w:tr>
+      <w:tr>
+        <w:tc>
+          <w:tcPr>
+            <w:tcW w:type="dxa" w:w="1994"/>
+            <w:gridSpan w:val="2"/>
             <w:shd w:val="clear" w:color="auto" w:fill="D9D9D9"/>
           </w:tcPr>
           <w:p>
@@ -749,7 +762,8 @@
         </w:tc>
         <w:tc>
           <w:tcPr>
-            <w:tcW w:type="dxa" w:w="2493"/>
+            <w:tcW w:type="dxa" w:w="2991"/>
+            <w:gridSpan w:val="3"/>
             <w:shd w:val="clear" w:color="auto" w:fill="D9D9D9"/>
           </w:tcPr>
           <w:p>
@@ -769,7 +783,8 @@
         </w:tc>
         <w:tc>
           <w:tcPr>
-            <w:tcW w:type="dxa" w:w="2493"/>
+            <w:tcW w:type="dxa" w:w="2991"/>
+            <w:gridSpan w:val="3"/>
             <w:shd w:val="clear" w:color="auto" w:fill="D9D9D9"/>
           </w:tcPr>
           <w:p>
@@ -789,7 +804,8 @@
         </w:tc>
         <w:tc>
           <w:tcPr>
-            <w:tcW w:type="dxa" w:w="2493"/>
+            <w:tcW w:type="dxa" w:w="1994"/>
+            <w:gridSpan w:val="2"/>
             <w:shd w:val="clear" w:color="auto" w:fill="D9D9D9"/>
           </w:tcPr>
           <w:p>
@@ -811,7 +827,8 @@
       <w:tr>
         <w:tc>
           <w:tcPr>
-            <w:tcW w:type="dxa" w:w="2493"/>
+            <w:tcW w:type="dxa" w:w="1994"/>
+            <w:gridSpan w:val="2"/>
           </w:tcPr>
           <w:p>
             <w:pPr>
@@ -830,7 +847,8 @@
         </w:tc>
         <w:tc>
           <w:tcPr>
-            <w:tcW w:type="dxa" w:w="2493"/>
+            <w:tcW w:type="dxa" w:w="2991"/>
+            <w:gridSpan w:val="3"/>
           </w:tcPr>
           <w:p>
             <w:pPr>
@@ -849,7 +867,8 @@
         </w:tc>
         <w:tc>
           <w:tcPr>
-            <w:tcW w:type="dxa" w:w="2493"/>
+            <w:tcW w:type="dxa" w:w="2991"/>
+            <w:gridSpan w:val="3"/>
           </w:tcPr>
           <w:p>
             <w:pPr>
@@ -868,7 +887,8 @@
         </w:tc>
         <w:tc>
           <w:tcPr>
-            <w:tcW w:type="dxa" w:w="2493"/>
+            <w:tcW w:type="dxa" w:w="1994"/>
+            <w:gridSpan w:val="2"/>
           </w:tcPr>
           <w:p>
             <w:pPr>
@@ -886,30 +906,34 @@
           </w:p>
         </w:tc>
       </w:tr>
-    </w:tbl>
-    <w:tbl>
-      <w:tblPr>
-        <w:tblW w:type="auto" w:w="0"/>
-        <w:tblLook w:firstColumn="1" w:firstRow="1" w:lastColumn="0" w:lastRow="0" w:noHBand="0" w:noVBand="1" w:val="04A0"/>
-        <w:tblBorders>
-          <w:top w:val="single" w:sz="4" w:space="0" w:color="000000"/>
-          <w:left w:val="single" w:sz="4" w:space="0" w:color="000000"/>
-          <w:bottom w:val="single" w:sz="4" w:space="0" w:color="000000"/>
-          <w:right w:val="single" w:sz="4" w:space="0" w:color="000000"/>
-          <w:insideH w:val="single" w:sz="4" w:space="0" w:color="000000"/>
-          <w:insideV w:val="single" w:sz="4" w:space="0" w:color="000000"/>
-        </w:tblBorders>
-        <w:tblW w:w="5000" w:type="pct"/>
-      </w:tblPr>
-      <w:tblGrid>
-        <w:gridCol w:w="3324"/>
-        <w:gridCol w:w="3324"/>
-        <w:gridCol w:w="3324"/>
-      </w:tblGrid>
       <w:tr>
         <w:tc>
           <w:tcPr>
-            <w:tcW w:type="dxa" w:w="3324"/>
+            <w:tcW w:type="dxa" w:w="9970"/>
+            <w:gridSpan w:val="10"/>
+            <w:shd w:val="clear" w:color="auto" w:fill="D9D9D9"/>
+          </w:tcPr>
+          <w:p>
+            <w:pPr>
+              <w:spacing w:before="20" w:after="20"/>
+            </w:pPr>
+            <w:r>
+              <w:rPr>
+                <w:rFonts w:ascii="Aptos" w:hAnsi="Aptos"/>
+                <w:b/>
+                <w:i w:val="0"/>
+                <w:sz w:val="22"/>
+              </w:rPr>
+              <w:t>Bilans ECTS</w:t>
+            </w:r>
+          </w:p>
+        </w:tc>
+      </w:tr>
+      <w:tr>
+        <w:tc>
+          <w:tcPr>
+            <w:tcW w:type="dxa" w:w="4985"/>
+            <w:gridSpan w:val="5"/>
             <w:shd w:val="clear" w:color="auto" w:fill="D9D9D9"/>
           </w:tcPr>
           <w:p>
@@ -929,7 +953,8 @@
         </w:tc>
         <w:tc>
           <w:tcPr>
-            <w:tcW w:type="dxa" w:w="3324"/>
+            <w:tcW w:type="dxa" w:w="2991"/>
+            <w:gridSpan w:val="3"/>
             <w:shd w:val="clear" w:color="auto" w:fill="D9D9D9"/>
           </w:tcPr>
           <w:p>
@@ -949,7 +974,8 @@
         </w:tc>
         <w:tc>
           <w:tcPr>
-            <w:tcW w:type="dxa" w:w="3324"/>
+            <w:tcW w:type="dxa" w:w="1994"/>
+            <w:gridSpan w:val="2"/>
             <w:shd w:val="clear" w:color="auto" w:fill="D9D9D9"/>
           </w:tcPr>
           <w:p>
@@ -971,7 +997,8 @@
       <w:tr>
         <w:tc>
           <w:tcPr>
-            <w:tcW w:type="dxa" w:w="3324"/>
+            <w:tcW w:type="dxa" w:w="4985"/>
+            <w:gridSpan w:val="5"/>
           </w:tcPr>
           <w:p>
             <w:pPr>
@@ -990,7 +1017,8 @@
         </w:tc>
         <w:tc>
           <w:tcPr>
-            <w:tcW w:type="dxa" w:w="3324"/>
+            <w:tcW w:type="dxa" w:w="2991"/>
+            <w:gridSpan w:val="3"/>
           </w:tcPr>
           <w:p>
             <w:pPr>
@@ -1009,7 +1037,8 @@
         </w:tc>
         <w:tc>
           <w:tcPr>
-            <w:tcW w:type="dxa" w:w="3324"/>
+            <w:tcW w:type="dxa" w:w="1994"/>
+            <w:gridSpan w:val="2"/>
           </w:tcPr>
           <w:p>
             <w:pPr>
@@ -1030,7 +1059,8 @@
       <w:tr>
         <w:tc>
           <w:tcPr>
-            <w:tcW w:type="dxa" w:w="3324"/>
+            <w:tcW w:type="dxa" w:w="4985"/>
+            <w:gridSpan w:val="5"/>
           </w:tcPr>
           <w:p>
             <w:pPr>
@@ -1049,7 +1079,8 @@
         </w:tc>
         <w:tc>
           <w:tcPr>
-            <w:tcW w:type="dxa" w:w="3324"/>
+            <w:tcW w:type="dxa" w:w="2991"/>
+            <w:gridSpan w:val="3"/>
           </w:tcPr>
           <w:p>
             <w:pPr>
@@ -1068,7 +1099,8 @@
         </w:tc>
         <w:tc>
           <w:tcPr>
-            <w:tcW w:type="dxa" w:w="3324"/>
+            <w:tcW w:type="dxa" w:w="1994"/>
+            <w:gridSpan w:val="2"/>
           </w:tcPr>
           <w:p>
             <w:pPr>
@@ -1089,7 +1121,29 @@
       <w:tr>
         <w:tc>
           <w:tcPr>
-            <w:tcW w:type="dxa" w:w="3324"/>
+            <w:tcW w:type="dxa" w:w="4985"/>
+            <w:gridSpan w:val="5"/>
+            <w:shd w:val="clear" w:color="auto" w:fill="D9D9D9"/>
+          </w:tcPr>
+          <w:p>
+            <w:pPr>
+              <w:spacing w:before="20" w:after="20"/>
+            </w:pPr>
+            <w:r>
+              <w:rPr>
+                <w:rFonts w:ascii="Aptos" w:hAnsi="Aptos"/>
+                <w:b/>
+                <w:i w:val="0"/>
+                <w:sz w:val="16"/>
+              </w:rPr>
+              <w:t>Opis samodzielnej pracy studenta</w:t>
+            </w:r>
+          </w:p>
+        </w:tc>
+        <w:tc>
+          <w:tcPr>
+            <w:tcW w:type="dxa" w:w="4985"/>
+            <w:gridSpan w:val="5"/>
           </w:tcPr>
           <w:p>
             <w:pPr>
@@ -1102,45 +1156,7 @@
                 <w:i w:val="0"/>
                 <w:sz w:val="22"/>
               </w:rPr>
-              <w:t>Suma</w:t>
-            </w:r>
-          </w:p>
-        </w:tc>
-        <w:tc>
-          <w:tcPr>
-            <w:tcW w:type="dxa" w:w="3324"/>
-          </w:tcPr>
-          <w:p>
-            <w:pPr>
-              <w:spacing w:before="20" w:after="20"/>
-            </w:pPr>
-            <w:r>
-              <w:rPr>
-                <w:rFonts w:ascii="Aptos" w:hAnsi="Aptos"/>
-                <w:b w:val="0"/>
-                <w:i w:val="0"/>
-                <w:sz w:val="22"/>
-              </w:rPr>
-              <w:t>125</w:t>
-            </w:r>
-          </w:p>
-        </w:tc>
-        <w:tc>
-          <w:tcPr>
-            <w:tcW w:type="dxa" w:w="3324"/>
-          </w:tcPr>
-          <w:p>
-            <w:pPr>
-              <w:spacing w:before="20" w:after="20"/>
-            </w:pPr>
-            <w:r>
-              <w:rPr>
-                <w:rFonts w:ascii="Aptos" w:hAnsi="Aptos"/>
-                <w:b w:val="0"/>
-                <w:i w:val="0"/>
-                <w:sz w:val="22"/>
-              </w:rPr>
-              <w:t>5</w:t>
+              <w:t>Samodzielna analiza zbiorów danych statystycznych; ćwiczenia z narzędzi statystycznych (R, Python); przygotowanie do kolokwiów laboratoryjnych i egzaminu pisemnego.</w:t>
             </w:r>
           </w:p>
         </w:tc>
@@ -1251,7 +1267,71 @@
           <w:tcPr>
             <w:tcW w:type="dxa" w:w="9972"/>
           </w:tcPr>
-          <w:p/>
+          <w:p>
+            <w:pPr>
+              <w:spacing w:before="20" w:after="20"/>
+            </w:pPr>
+            <w:r>
+              <w:rPr>
+                <w:rFonts w:ascii="Aptos" w:hAnsi="Aptos"/>
+                <w:b/>
+                <w:sz w:val="22"/>
+              </w:rPr>
+              <w:t>Wykład:</w:t>
+            </w:r>
+          </w:p>
+          <w:p>
+            <w:pPr>
+              <w:spacing w:before="20" w:after="20"/>
+            </w:pPr>
+            <w:r>
+              <w:rPr>
+                <w:rFonts w:ascii="Aptos" w:hAnsi="Aptos"/>
+                <w:b w:val="0"/>
+                <w:sz w:val="22"/>
+              </w:rPr>
+              <w:t>• wykład z prezentacją multimedialną</w:t>
+            </w:r>
+          </w:p>
+          <w:p>
+            <w:pPr>
+              <w:spacing w:before="20" w:after="20"/>
+            </w:pPr>
+            <w:r>
+              <w:rPr>
+                <w:rFonts w:ascii="Aptos" w:hAnsi="Aptos"/>
+                <w:b/>
+                <w:sz w:val="22"/>
+              </w:rPr>
+              <w:t>Ćwiczenia / Laboratorium:</w:t>
+            </w:r>
+          </w:p>
+          <w:p>
+            <w:pPr>
+              <w:spacing w:before="20" w:after="20"/>
+            </w:pPr>
+            <w:r>
+              <w:rPr>
+                <w:rFonts w:ascii="Aptos" w:hAnsi="Aptos"/>
+                <w:b w:val="0"/>
+                <w:sz w:val="22"/>
+              </w:rPr>
+              <w:t>• rozwiązywanie zadań</w:t>
+            </w:r>
+          </w:p>
+          <w:p>
+            <w:pPr>
+              <w:spacing w:before="20" w:after="20"/>
+            </w:pPr>
+            <w:r>
+              <w:rPr>
+                <w:rFonts w:ascii="Aptos" w:hAnsi="Aptos"/>
+                <w:b w:val="0"/>
+                <w:sz w:val="22"/>
+              </w:rPr>
+              <w:t>• warsztaty</w:t>
+            </w:r>
+          </w:p>
         </w:tc>
       </w:tr>
     </w:tbl>
@@ -1502,223 +1582,7 @@
                 <w:rFonts w:ascii="Aptos" w:hAnsi="Aptos"/>
                 <w:sz w:val="22"/>
               </w:rPr>
-              <w:t>1. rozwiązywanie zadań</w:t>
-            </w:r>
-          </w:p>
-          <w:p>
-            <w:pPr>
-              <w:spacing w:before="20" w:after="20"/>
-            </w:pPr>
-            <w:r>
-              <w:rPr>
-                <w:rFonts w:ascii="Aptos" w:hAnsi="Aptos"/>
-                <w:sz w:val="22"/>
-              </w:rPr>
-              <w:t>2. Kryteria oceny</w:t>
-            </w:r>
-          </w:p>
-          <w:p>
-            <w:pPr>
-              <w:spacing w:before="20" w:after="20"/>
-            </w:pPr>
-            <w:r>
-              <w:rPr>
-                <w:rFonts w:ascii="Aptos" w:hAnsi="Aptos"/>
-                <w:sz w:val="22"/>
-              </w:rPr>
-              <w:t>3. Laboratorium–dwa kolokwia</w:t>
-            </w:r>
-          </w:p>
-          <w:p>
-            <w:pPr>
-              <w:spacing w:before="20" w:after="20"/>
-            </w:pPr>
-            <w:r>
-              <w:rPr>
-                <w:rFonts w:ascii="Aptos" w:hAnsi="Aptos"/>
-                <w:sz w:val="22"/>
-              </w:rPr>
-              <w:t>4. Skala ocen:</w:t>
-            </w:r>
-          </w:p>
-          <w:p>
-            <w:pPr>
-              <w:spacing w:before="20" w:after="20"/>
-            </w:pPr>
-            <w:r>
-              <w:rPr>
-                <w:rFonts w:ascii="Aptos" w:hAnsi="Aptos"/>
-                <w:sz w:val="22"/>
-              </w:rPr>
-              <w:t>5. Poniżej 50% - ndst</w:t>
-            </w:r>
-          </w:p>
-          <w:p>
-            <w:pPr>
-              <w:spacing w:before="20" w:after="20"/>
-            </w:pPr>
-            <w:r>
-              <w:rPr>
-                <w:rFonts w:ascii="Aptos" w:hAnsi="Aptos"/>
-                <w:sz w:val="22"/>
-              </w:rPr>
-              <w:t>6. Od 50% - dst</w:t>
-            </w:r>
-          </w:p>
-          <w:p>
-            <w:pPr>
-              <w:spacing w:before="20" w:after="20"/>
-            </w:pPr>
-            <w:r>
-              <w:rPr>
-                <w:rFonts w:ascii="Aptos" w:hAnsi="Aptos"/>
-                <w:sz w:val="22"/>
-              </w:rPr>
-              <w:t>7. Od 60% - dst+</w:t>
-            </w:r>
-          </w:p>
-          <w:p>
-            <w:pPr>
-              <w:spacing w:before="20" w:after="20"/>
-            </w:pPr>
-            <w:r>
-              <w:rPr>
-                <w:rFonts w:ascii="Aptos" w:hAnsi="Aptos"/>
-                <w:sz w:val="22"/>
-              </w:rPr>
-              <w:t>8. Od 70% - db</w:t>
-            </w:r>
-          </w:p>
-          <w:p>
-            <w:pPr>
-              <w:spacing w:before="20" w:after="20"/>
-            </w:pPr>
-            <w:r>
-              <w:rPr>
-                <w:rFonts w:ascii="Aptos" w:hAnsi="Aptos"/>
-                <w:sz w:val="22"/>
-              </w:rPr>
-              <w:t>9. Od 80% - db+</w:t>
-            </w:r>
-          </w:p>
-          <w:p>
-            <w:pPr>
-              <w:spacing w:before="20" w:after="20"/>
-            </w:pPr>
-            <w:r>
-              <w:rPr>
-                <w:rFonts w:ascii="Aptos" w:hAnsi="Aptos"/>
-                <w:sz w:val="22"/>
-              </w:rPr>
-              <w:t>10. Od 90% - bdb</w:t>
-            </w:r>
-          </w:p>
-          <w:p>
-            <w:pPr>
-              <w:spacing w:before="20" w:after="20"/>
-            </w:pPr>
-            <w:r>
-              <w:rPr>
-                <w:rFonts w:ascii="Aptos" w:hAnsi="Aptos"/>
-                <w:sz w:val="22"/>
-              </w:rPr>
-              <w:t>11. Wykład– egzamin pisemny</w:t>
-            </w:r>
-          </w:p>
-          <w:p>
-            <w:pPr>
-              <w:spacing w:before="20" w:after="20"/>
-            </w:pPr>
-            <w:r>
-              <w:rPr>
-                <w:rFonts w:ascii="Aptos" w:hAnsi="Aptos"/>
-                <w:sz w:val="22"/>
-              </w:rPr>
-              <w:t>12. Skala ocen:</w:t>
-            </w:r>
-          </w:p>
-          <w:p>
-            <w:pPr>
-              <w:spacing w:before="20" w:after="20"/>
-            </w:pPr>
-            <w:r>
-              <w:rPr>
-                <w:rFonts w:ascii="Aptos" w:hAnsi="Aptos"/>
-                <w:sz w:val="22"/>
-              </w:rPr>
-              <w:t>13. Poniżej 50% - ndst</w:t>
-            </w:r>
-          </w:p>
-          <w:p>
-            <w:pPr>
-              <w:spacing w:before="20" w:after="20"/>
-            </w:pPr>
-            <w:r>
-              <w:rPr>
-                <w:rFonts w:ascii="Aptos" w:hAnsi="Aptos"/>
-                <w:sz w:val="22"/>
-              </w:rPr>
-              <w:t>14. Od 50% - dst</w:t>
-            </w:r>
-          </w:p>
-          <w:p>
-            <w:pPr>
-              <w:spacing w:before="20" w:after="20"/>
-            </w:pPr>
-            <w:r>
-              <w:rPr>
-                <w:rFonts w:ascii="Aptos" w:hAnsi="Aptos"/>
-                <w:sz w:val="22"/>
-              </w:rPr>
-              <w:t>15. Od 60% - dst+</w:t>
-            </w:r>
-          </w:p>
-          <w:p>
-            <w:pPr>
-              <w:spacing w:before="20" w:after="20"/>
-            </w:pPr>
-            <w:r>
-              <w:rPr>
-                <w:rFonts w:ascii="Aptos" w:hAnsi="Aptos"/>
-                <w:sz w:val="22"/>
-              </w:rPr>
-              <w:t>16. Od 70% - db</w:t>
-            </w:r>
-          </w:p>
-          <w:p>
-            <w:pPr>
-              <w:spacing w:before="20" w:after="20"/>
-            </w:pPr>
-            <w:r>
-              <w:rPr>
-                <w:rFonts w:ascii="Aptos" w:hAnsi="Aptos"/>
-                <w:sz w:val="22"/>
-              </w:rPr>
-              <w:t>17. Od 80% - db+</w:t>
-            </w:r>
-          </w:p>
-          <w:p>
-            <w:pPr>
-              <w:spacing w:before="20" w:after="20"/>
-            </w:pPr>
-            <w:r>
-              <w:rPr>
-                <w:rFonts w:ascii="Aptos" w:hAnsi="Aptos"/>
-                <w:sz w:val="22"/>
-              </w:rPr>
-              <w:t>18. Od 90% - bdb</w:t>
-            </w:r>
-          </w:p>
-          <w:p>
-            <w:pPr>
-              <w:spacing w:before="20" w:after="20"/>
-            </w:pPr>
-            <w:r>
-              <w:rPr>
-                <w:rFonts w:ascii="Aptos" w:hAnsi="Aptos"/>
-                <w:sz w:val="22"/>
-              </w:rPr>
-              <w:t>19. Przed podejściem do egzaminu student musi zaliczyć część ćwiczeniową.</w:t>
+              <w:t>1. egzamin pisemny</w:t>
             </w:r>
           </w:p>
         </w:tc>
@@ -1735,223 +1599,7 @@
                 <w:rFonts w:ascii="Aptos" w:hAnsi="Aptos"/>
                 <w:sz w:val="22"/>
               </w:rPr>
-              <w:t>1. rozwiązywanie zadań</w:t>
-            </w:r>
-          </w:p>
-          <w:p>
-            <w:pPr>
-              <w:spacing w:before="20" w:after="20"/>
-            </w:pPr>
-            <w:r>
-              <w:rPr>
-                <w:rFonts w:ascii="Aptos" w:hAnsi="Aptos"/>
-                <w:sz w:val="22"/>
-              </w:rPr>
-              <w:t>2. Kryteria oceny</w:t>
-            </w:r>
-          </w:p>
-          <w:p>
-            <w:pPr>
-              <w:spacing w:before="20" w:after="20"/>
-            </w:pPr>
-            <w:r>
-              <w:rPr>
-                <w:rFonts w:ascii="Aptos" w:hAnsi="Aptos"/>
-                <w:sz w:val="22"/>
-              </w:rPr>
-              <w:t>3. Laboratorium–dwa kolokwia</w:t>
-            </w:r>
-          </w:p>
-          <w:p>
-            <w:pPr>
-              <w:spacing w:before="20" w:after="20"/>
-            </w:pPr>
-            <w:r>
-              <w:rPr>
-                <w:rFonts w:ascii="Aptos" w:hAnsi="Aptos"/>
-                <w:sz w:val="22"/>
-              </w:rPr>
-              <w:t>4. Skala ocen:</w:t>
-            </w:r>
-          </w:p>
-          <w:p>
-            <w:pPr>
-              <w:spacing w:before="20" w:after="20"/>
-            </w:pPr>
-            <w:r>
-              <w:rPr>
-                <w:rFonts w:ascii="Aptos" w:hAnsi="Aptos"/>
-                <w:sz w:val="22"/>
-              </w:rPr>
-              <w:t>5. Poniżej 50% - ndst</w:t>
-            </w:r>
-          </w:p>
-          <w:p>
-            <w:pPr>
-              <w:spacing w:before="20" w:after="20"/>
-            </w:pPr>
-            <w:r>
-              <w:rPr>
-                <w:rFonts w:ascii="Aptos" w:hAnsi="Aptos"/>
-                <w:sz w:val="22"/>
-              </w:rPr>
-              <w:t>6. Od 50% - dst</w:t>
-            </w:r>
-          </w:p>
-          <w:p>
-            <w:pPr>
-              <w:spacing w:before="20" w:after="20"/>
-            </w:pPr>
-            <w:r>
-              <w:rPr>
-                <w:rFonts w:ascii="Aptos" w:hAnsi="Aptos"/>
-                <w:sz w:val="22"/>
-              </w:rPr>
-              <w:t>7. Od 60% - dst+</w:t>
-            </w:r>
-          </w:p>
-          <w:p>
-            <w:pPr>
-              <w:spacing w:before="20" w:after="20"/>
-            </w:pPr>
-            <w:r>
-              <w:rPr>
-                <w:rFonts w:ascii="Aptos" w:hAnsi="Aptos"/>
-                <w:sz w:val="22"/>
-              </w:rPr>
-              <w:t>8. Od 70% - db</w:t>
-            </w:r>
-          </w:p>
-          <w:p>
-            <w:pPr>
-              <w:spacing w:before="20" w:after="20"/>
-            </w:pPr>
-            <w:r>
-              <w:rPr>
-                <w:rFonts w:ascii="Aptos" w:hAnsi="Aptos"/>
-                <w:sz w:val="22"/>
-              </w:rPr>
-              <w:t>9. Od 80% - db+</w:t>
-            </w:r>
-          </w:p>
-          <w:p>
-            <w:pPr>
-              <w:spacing w:before="20" w:after="20"/>
-            </w:pPr>
-            <w:r>
-              <w:rPr>
-                <w:rFonts w:ascii="Aptos" w:hAnsi="Aptos"/>
-                <w:sz w:val="22"/>
-              </w:rPr>
-              <w:t>10. Od 90% - bdb</w:t>
-            </w:r>
-          </w:p>
-          <w:p>
-            <w:pPr>
-              <w:spacing w:before="20" w:after="20"/>
-            </w:pPr>
-            <w:r>
-              <w:rPr>
-                <w:rFonts w:ascii="Aptos" w:hAnsi="Aptos"/>
-                <w:sz w:val="22"/>
-              </w:rPr>
-              <w:t>11. Wykład– egzamin pisemny</w:t>
-            </w:r>
-          </w:p>
-          <w:p>
-            <w:pPr>
-              <w:spacing w:before="20" w:after="20"/>
-            </w:pPr>
-            <w:r>
-              <w:rPr>
-                <w:rFonts w:ascii="Aptos" w:hAnsi="Aptos"/>
-                <w:sz w:val="22"/>
-              </w:rPr>
-              <w:t>12. Skala ocen:</w:t>
-            </w:r>
-          </w:p>
-          <w:p>
-            <w:pPr>
-              <w:spacing w:before="20" w:after="20"/>
-            </w:pPr>
-            <w:r>
-              <w:rPr>
-                <w:rFonts w:ascii="Aptos" w:hAnsi="Aptos"/>
-                <w:sz w:val="22"/>
-              </w:rPr>
-              <w:t>13. Poniżej 50% - ndst</w:t>
-            </w:r>
-          </w:p>
-          <w:p>
-            <w:pPr>
-              <w:spacing w:before="20" w:after="20"/>
-            </w:pPr>
-            <w:r>
-              <w:rPr>
-                <w:rFonts w:ascii="Aptos" w:hAnsi="Aptos"/>
-                <w:sz w:val="22"/>
-              </w:rPr>
-              <w:t>14. Od 50% - dst</w:t>
-            </w:r>
-          </w:p>
-          <w:p>
-            <w:pPr>
-              <w:spacing w:before="20" w:after="20"/>
-            </w:pPr>
-            <w:r>
-              <w:rPr>
-                <w:rFonts w:ascii="Aptos" w:hAnsi="Aptos"/>
-                <w:sz w:val="22"/>
-              </w:rPr>
-              <w:t>15. Od 60% - dst+</w:t>
-            </w:r>
-          </w:p>
-          <w:p>
-            <w:pPr>
-              <w:spacing w:before="20" w:after="20"/>
-            </w:pPr>
-            <w:r>
-              <w:rPr>
-                <w:rFonts w:ascii="Aptos" w:hAnsi="Aptos"/>
-                <w:sz w:val="22"/>
-              </w:rPr>
-              <w:t>16. Od 70% - db</w:t>
-            </w:r>
-          </w:p>
-          <w:p>
-            <w:pPr>
-              <w:spacing w:before="20" w:after="20"/>
-            </w:pPr>
-            <w:r>
-              <w:rPr>
-                <w:rFonts w:ascii="Aptos" w:hAnsi="Aptos"/>
-                <w:sz w:val="22"/>
-              </w:rPr>
-              <w:t>17. Od 80% - db+</w:t>
-            </w:r>
-          </w:p>
-          <w:p>
-            <w:pPr>
-              <w:spacing w:before="20" w:after="20"/>
-            </w:pPr>
-            <w:r>
-              <w:rPr>
-                <w:rFonts w:ascii="Aptos" w:hAnsi="Aptos"/>
-                <w:sz w:val="22"/>
-              </w:rPr>
-              <w:t>18. Od 90% - bdb</w:t>
-            </w:r>
-          </w:p>
-          <w:p>
-            <w:pPr>
-              <w:spacing w:before="20" w:after="20"/>
-            </w:pPr>
-            <w:r>
-              <w:rPr>
-                <w:rFonts w:ascii="Aptos" w:hAnsi="Aptos"/>
-                <w:sz w:val="22"/>
-              </w:rPr>
-              <w:t>19. Przed podejściem do egzaminu student musi zaliczyć część ćwiczeniową.</w:t>
+              <w:t>1. kolokwium</w:t>
             </w:r>
           </w:p>
         </w:tc>
@@ -2194,14 +1842,14 @@
         <w:tblW w:w="5000" w:type="pct"/>
       </w:tblPr>
       <w:tblGrid>
-        <w:gridCol w:w="3324"/>
-        <w:gridCol w:w="3324"/>
-        <w:gridCol w:w="3324"/>
+        <w:gridCol w:w="680"/>
+        <w:gridCol w:w="4536"/>
+        <w:gridCol w:w="4252"/>
       </w:tblGrid>
       <w:tr>
         <w:tc>
           <w:tcPr>
-            <w:tcW w:type="dxa" w:w="9972"/>
+            <w:tcW w:type="dxa" w:w="9468"/>
             <w:gridSpan w:val="3"/>
             <w:shd w:val="clear" w:color="auto" w:fill="D9D9D9"/>
           </w:tcPr>
@@ -2224,7 +1872,7 @@
       <w:tr>
         <w:tc>
           <w:tcPr>
-            <w:tcW w:type="dxa" w:w="3324"/>
+            <w:tcW w:type="dxa" w:w="680"/>
             <w:shd w:val="clear" w:color="auto" w:fill="D9D9D9"/>
           </w:tcPr>
           <w:p>
@@ -2244,7 +1892,7 @@
         </w:tc>
         <w:tc>
           <w:tcPr>
-            <w:tcW w:type="dxa" w:w="3324"/>
+            <w:tcW w:type="dxa" w:w="4536"/>
             <w:shd w:val="clear" w:color="auto" w:fill="D9D9D9"/>
           </w:tcPr>
           <w:p>
@@ -2264,7 +1912,7 @@
         </w:tc>
         <w:tc>
           <w:tcPr>
-            <w:tcW w:type="dxa" w:w="3324"/>
+            <w:tcW w:type="dxa" w:w="4252"/>
             <w:shd w:val="clear" w:color="auto" w:fill="D9D9D9"/>
           </w:tcPr>
           <w:p>
@@ -2286,7 +1934,7 @@
       <w:tr>
         <w:tc>
           <w:tcPr>
-            <w:tcW w:type="dxa" w:w="3324"/>
+            <w:tcW w:type="dxa" w:w="680"/>
           </w:tcPr>
           <w:p>
             <w:pPr>
@@ -2305,7 +1953,7 @@
         </w:tc>
         <w:tc>
           <w:tcPr>
-            <w:tcW w:type="dxa" w:w="3324"/>
+            <w:tcW w:type="dxa" w:w="4536"/>
           </w:tcPr>
           <w:p>
             <w:pPr>
@@ -2324,7 +1972,7 @@
         </w:tc>
         <w:tc>
           <w:tcPr>
-            <w:tcW w:type="dxa" w:w="3324"/>
+            <w:tcW w:type="dxa" w:w="4252"/>
           </w:tcPr>
           <w:p>
             <w:pPr>
@@ -2344,7 +1992,7 @@
       <w:tr>
         <w:tc>
           <w:tcPr>
-            <w:tcW w:type="dxa" w:w="3324"/>
+            <w:tcW w:type="dxa" w:w="680"/>
           </w:tcPr>
           <w:p>
             <w:pPr>
@@ -2363,7 +2011,7 @@
         </w:tc>
         <w:tc>
           <w:tcPr>
-            <w:tcW w:type="dxa" w:w="3324"/>
+            <w:tcW w:type="dxa" w:w="4536"/>
           </w:tcPr>
           <w:p>
             <w:pPr>
@@ -2382,7 +2030,7 @@
         </w:tc>
         <w:tc>
           <w:tcPr>
-            <w:tcW w:type="dxa" w:w="3324"/>
+            <w:tcW w:type="dxa" w:w="4252"/>
           </w:tcPr>
           <w:p>
             <w:pPr>
@@ -2402,7 +2050,7 @@
       <w:tr>
         <w:tc>
           <w:tcPr>
-            <w:tcW w:type="dxa" w:w="3324"/>
+            <w:tcW w:type="dxa" w:w="680"/>
           </w:tcPr>
           <w:p>
             <w:pPr>
@@ -2421,7 +2069,7 @@
         </w:tc>
         <w:tc>
           <w:tcPr>
-            <w:tcW w:type="dxa" w:w="3324"/>
+            <w:tcW w:type="dxa" w:w="4536"/>
           </w:tcPr>
           <w:p>
             <w:pPr>
@@ -2440,7 +2088,7 @@
         </w:tc>
         <w:tc>
           <w:tcPr>
-            <w:tcW w:type="dxa" w:w="3324"/>
+            <w:tcW w:type="dxa" w:w="4252"/>
           </w:tcPr>
           <w:p>
             <w:pPr>
@@ -2460,7 +2108,7 @@
       <w:tr>
         <w:tc>
           <w:tcPr>
-            <w:tcW w:type="dxa" w:w="3324"/>
+            <w:tcW w:type="dxa" w:w="680"/>
           </w:tcPr>
           <w:p>
             <w:pPr>
@@ -2479,7 +2127,7 @@
         </w:tc>
         <w:tc>
           <w:tcPr>
-            <w:tcW w:type="dxa" w:w="3324"/>
+            <w:tcW w:type="dxa" w:w="4536"/>
           </w:tcPr>
           <w:p>
             <w:pPr>
@@ -2498,7 +2146,7 @@
         </w:tc>
         <w:tc>
           <w:tcPr>
-            <w:tcW w:type="dxa" w:w="3324"/>
+            <w:tcW w:type="dxa" w:w="4252"/>
           </w:tcPr>
           <w:p>
             <w:pPr>
@@ -2518,7 +2166,7 @@
       <w:tr>
         <w:tc>
           <w:tcPr>
-            <w:tcW w:type="dxa" w:w="3324"/>
+            <w:tcW w:type="dxa" w:w="680"/>
           </w:tcPr>
           <w:p>
             <w:pPr>
@@ -2537,7 +2185,7 @@
         </w:tc>
         <w:tc>
           <w:tcPr>
-            <w:tcW w:type="dxa" w:w="3324"/>
+            <w:tcW w:type="dxa" w:w="4536"/>
           </w:tcPr>
           <w:p>
             <w:pPr>
@@ -2556,7 +2204,7 @@
         </w:tc>
         <w:tc>
           <w:tcPr>
-            <w:tcW w:type="dxa" w:w="3324"/>
+            <w:tcW w:type="dxa" w:w="4252"/>
           </w:tcPr>
           <w:p>
             <w:pPr>
@@ -2576,7 +2224,7 @@
       <w:tr>
         <w:tc>
           <w:tcPr>
-            <w:tcW w:type="dxa" w:w="3324"/>
+            <w:tcW w:type="dxa" w:w="680"/>
           </w:tcPr>
           <w:p>
             <w:pPr>
@@ -2595,7 +2243,7 @@
         </w:tc>
         <w:tc>
           <w:tcPr>
-            <w:tcW w:type="dxa" w:w="3324"/>
+            <w:tcW w:type="dxa" w:w="4536"/>
           </w:tcPr>
           <w:p>
             <w:pPr>
@@ -2614,7 +2262,7 @@
         </w:tc>
         <w:tc>
           <w:tcPr>
-            <w:tcW w:type="dxa" w:w="3324"/>
+            <w:tcW w:type="dxa" w:w="4252"/>
           </w:tcPr>
           <w:p>
             <w:pPr>
@@ -2634,7 +2282,7 @@
       <w:tr>
         <w:tc>
           <w:tcPr>
-            <w:tcW w:type="dxa" w:w="3324"/>
+            <w:tcW w:type="dxa" w:w="680"/>
           </w:tcPr>
           <w:p>
             <w:pPr>
@@ -2653,7 +2301,7 @@
         </w:tc>
         <w:tc>
           <w:tcPr>
-            <w:tcW w:type="dxa" w:w="3324"/>
+            <w:tcW w:type="dxa" w:w="4536"/>
           </w:tcPr>
           <w:p>
             <w:pPr>
@@ -2672,7 +2320,7 @@
         </w:tc>
         <w:tc>
           <w:tcPr>
-            <w:tcW w:type="dxa" w:w="3324"/>
+            <w:tcW w:type="dxa" w:w="4252"/>
           </w:tcPr>
           <w:p>
             <w:pPr>
@@ -2692,7 +2340,7 @@
       <w:tr>
         <w:tc>
           <w:tcPr>
-            <w:tcW w:type="dxa" w:w="3324"/>
+            <w:tcW w:type="dxa" w:w="680"/>
           </w:tcPr>
           <w:p>
             <w:pPr>
@@ -2711,7 +2359,7 @@
         </w:tc>
         <w:tc>
           <w:tcPr>
-            <w:tcW w:type="dxa" w:w="3324"/>
+            <w:tcW w:type="dxa" w:w="4536"/>
           </w:tcPr>
           <w:p>
             <w:pPr>
@@ -2730,7 +2378,7 @@
         </w:tc>
         <w:tc>
           <w:tcPr>
-            <w:tcW w:type="dxa" w:w="3324"/>
+            <w:tcW w:type="dxa" w:w="4252"/>
           </w:tcPr>
           <w:p>
             <w:pPr>
@@ -2750,7 +2398,7 @@
       <w:tr>
         <w:tc>
           <w:tcPr>
-            <w:tcW w:type="dxa" w:w="3324"/>
+            <w:tcW w:type="dxa" w:w="680"/>
           </w:tcPr>
           <w:p>
             <w:pPr>
@@ -2769,7 +2417,7 @@
         </w:tc>
         <w:tc>
           <w:tcPr>
-            <w:tcW w:type="dxa" w:w="3324"/>
+            <w:tcW w:type="dxa" w:w="4536"/>
           </w:tcPr>
           <w:p>
             <w:pPr>
@@ -2788,7 +2436,7 @@
         </w:tc>
         <w:tc>
           <w:tcPr>
-            <w:tcW w:type="dxa" w:w="3324"/>
+            <w:tcW w:type="dxa" w:w="4252"/>
           </w:tcPr>
           <w:p>
             <w:pPr>
@@ -2808,7 +2456,7 @@
       <w:tr>
         <w:tc>
           <w:tcPr>
-            <w:tcW w:type="dxa" w:w="3324"/>
+            <w:tcW w:type="dxa" w:w="680"/>
           </w:tcPr>
           <w:p>
             <w:pPr>
@@ -2827,7 +2475,7 @@
         </w:tc>
         <w:tc>
           <w:tcPr>
-            <w:tcW w:type="dxa" w:w="3324"/>
+            <w:tcW w:type="dxa" w:w="4536"/>
           </w:tcPr>
           <w:p>
             <w:pPr>
@@ -2846,7 +2494,7 @@
         </w:tc>
         <w:tc>
           <w:tcPr>
-            <w:tcW w:type="dxa" w:w="3324"/>
+            <w:tcW w:type="dxa" w:w="4252"/>
           </w:tcPr>
           <w:p>
             <w:pPr>
@@ -2866,7 +2514,7 @@
       <w:tr>
         <w:tc>
           <w:tcPr>
-            <w:tcW w:type="dxa" w:w="3324"/>
+            <w:tcW w:type="dxa" w:w="680"/>
           </w:tcPr>
           <w:p>
             <w:pPr>
@@ -2885,7 +2533,7 @@
         </w:tc>
         <w:tc>
           <w:tcPr>
-            <w:tcW w:type="dxa" w:w="3324"/>
+            <w:tcW w:type="dxa" w:w="4536"/>
           </w:tcPr>
           <w:p>
             <w:pPr>
@@ -2904,7 +2552,7 @@
         </w:tc>
         <w:tc>
           <w:tcPr>
-            <w:tcW w:type="dxa" w:w="3324"/>
+            <w:tcW w:type="dxa" w:w="4252"/>
           </w:tcPr>
           <w:p>
             <w:pPr>
@@ -3274,6 +2922,7 @@
                 <w:i w:val="0"/>
                 <w:sz w:val="22"/>
               </w:rPr>
+              <w:t>egzamin pisemny; kolokwium</w:t>
             </w:r>
           </w:p>
         </w:tc>
@@ -3332,6 +2981,7 @@
                 <w:i w:val="0"/>
                 <w:sz w:val="22"/>
               </w:rPr>
+              <w:t>egzamin pisemny; kolokwium</w:t>
             </w:r>
           </w:p>
         </w:tc>
@@ -3495,6 +3145,7 @@
                 <w:i w:val="0"/>
                 <w:sz w:val="22"/>
               </w:rPr>
+              <w:t>egzamin pisemny; kolokwium</w:t>
             </w:r>
           </w:p>
         </w:tc>
@@ -3552,6 +3203,7 @@
                 <w:i w:val="0"/>
                 <w:sz w:val="22"/>
               </w:rPr>
+              <w:t>egzamin pisemny; kolokwium</w:t>
             </w:r>
           </w:p>
         </w:tc>
@@ -3714,6 +3366,7 @@
                 <w:i w:val="0"/>
                 <w:sz w:val="22"/>
               </w:rPr>
+              <w:t>egzamin pisemny; kolokwium</w:t>
             </w:r>
           </w:p>
         </w:tc>
@@ -3771,6 +3424,7 @@
                 <w:i w:val="0"/>
                 <w:sz w:val="22"/>
               </w:rPr>
+              <w:t>egzamin pisemny; kolokwium</w:t>
             </w:r>
           </w:p>
         </w:tc>
@@ -3876,62 +3530,6 @@
                 <w:sz w:val="16"/>
               </w:rPr>
               <w:t>Wyposażenie specjalistyczne konieczne do realizacji przedmiotu</w:t>
-            </w:r>
-          </w:p>
-        </w:tc>
-      </w:tr>
-      <w:tr>
-        <w:tc>
-          <w:tcPr>
-            <w:tcW w:type="dxa" w:w="3324"/>
-          </w:tcPr>
-          <w:p>
-            <w:pPr>
-              <w:spacing w:before="20" w:after="20"/>
-            </w:pPr>
-            <w:r>
-              <w:rPr>
-                <w:rFonts w:ascii="Aptos" w:hAnsi="Aptos"/>
-                <w:b w:val="0"/>
-                <w:i w:val="0"/>
-                <w:sz w:val="22"/>
-              </w:rPr>
-            </w:r>
-          </w:p>
-        </w:tc>
-        <w:tc>
-          <w:tcPr>
-            <w:tcW w:type="dxa" w:w="3324"/>
-          </w:tcPr>
-          <w:p>
-            <w:pPr>
-              <w:spacing w:before="20" w:after="20"/>
-            </w:pPr>
-            <w:r>
-              <w:rPr>
-                <w:rFonts w:ascii="Aptos" w:hAnsi="Aptos"/>
-                <w:b w:val="0"/>
-                <w:i w:val="0"/>
-                <w:sz w:val="22"/>
-              </w:rPr>
-            </w:r>
-          </w:p>
-        </w:tc>
-        <w:tc>
-          <w:tcPr>
-            <w:tcW w:type="dxa" w:w="3324"/>
-          </w:tcPr>
-          <w:p>
-            <w:pPr>
-              <w:spacing w:before="20" w:after="20"/>
-            </w:pPr>
-            <w:r>
-              <w:rPr>
-                <w:rFonts w:ascii="Aptos" w:hAnsi="Aptos"/>
-                <w:b w:val="0"/>
-                <w:i w:val="0"/>
-                <w:sz w:val="22"/>
-              </w:rPr>
             </w:r>
           </w:p>
         </w:tc>

--- a/public/assets/files/stacjonarne/SAD.docx
+++ b/public/assets/files/stacjonarne/SAD.docx
@@ -315,7 +315,7 @@
                 <w:i w:val="0"/>
                 <w:sz w:val="22"/>
               </w:rPr>
-              <w:t>5</w:t>
+              <w:t>4</w:t>
             </w:r>
           </w:p>
         </w:tc>
@@ -1093,7 +1093,7 @@
                 <w:i w:val="0"/>
                 <w:sz w:val="22"/>
               </w:rPr>
-              <w:t>65</w:t>
+              <w:t>60</w:t>
             </w:r>
           </w:p>
         </w:tc>
@@ -1113,7 +1113,7 @@
                 <w:i w:val="0"/>
                 <w:sz w:val="22"/>
               </w:rPr>
-              <w:t>2.6</w:t>
+              <w:t>2.4</w:t>
             </w:r>
           </w:p>
         </w:tc>

--- a/public/assets/files/stacjonarne/SAD.docx
+++ b/public/assets/files/stacjonarne/SAD.docx
@@ -144,7 +144,7 @@
                 <w:i w:val="0"/>
                 <w:sz w:val="22"/>
               </w:rPr>
-              <w:t>19.02.2026</w:t>
+              <w:t>08.03.2026</w:t>
             </w:r>
           </w:p>
         </w:tc>
@@ -599,7 +599,7 @@
                 <w:i w:val="0"/>
                 <w:sz w:val="22"/>
               </w:rPr>
-              <w:t>7</w:t>
+              <w:t>3</w:t>
             </w:r>
           </w:p>
         </w:tc>
@@ -1509,7 +1509,7 @@
                 <w:rFonts w:ascii="Aptos" w:hAnsi="Aptos"/>
                 <w:sz w:val="22"/>
               </w:rPr>
-              <w:t>☑ Zaliczenie z oceną</w:t>
+              <w:t>☐ Zaliczenie z oceną</w:t>
             </w:r>
           </w:p>
           <w:p>
@@ -1704,7 +1704,7 @@
                 <w:i w:val="0"/>
                 <w:sz w:val="22"/>
               </w:rPr>
-              <w:t>Analiza matematyczna, Programowanie</w:t>
+              <w:t>Analiza matematyczna,</w:t>
             </w:r>
           </w:p>
         </w:tc>
@@ -1723,7 +1723,46 @@
                 <w:i w:val="0"/>
                 <w:sz w:val="22"/>
               </w:rPr>
-              <w:t>Elementy rachunku różniczkowego i całkowego, podstawy programowania.</w:t>
+              <w:t>Elementy rachunku różniczkowego i całkowego</w:t>
+            </w:r>
+          </w:p>
+        </w:tc>
+      </w:tr>
+      <w:tr>
+        <w:tc>
+          <w:tcPr>
+            <w:tcW w:type="dxa" w:w="4986"/>
+          </w:tcPr>
+          <w:p>
+            <w:pPr>
+              <w:spacing w:before="20" w:after="20"/>
+            </w:pPr>
+            <w:r>
+              <w:rPr>
+                <w:rFonts w:ascii="Aptos" w:hAnsi="Aptos"/>
+                <w:b w:val="0"/>
+                <w:i w:val="0"/>
+                <w:sz w:val="22"/>
+              </w:rPr>
+              <w:t>Podstawy Programowania</w:t>
+            </w:r>
+          </w:p>
+        </w:tc>
+        <w:tc>
+          <w:tcPr>
+            <w:tcW w:type="dxa" w:w="4986"/>
+          </w:tcPr>
+          <w:p>
+            <w:pPr>
+              <w:spacing w:before="20" w:after="20"/>
+            </w:pPr>
+            <w:r>
+              <w:rPr>
+                <w:rFonts w:ascii="Aptos" w:hAnsi="Aptos"/>
+                <w:b w:val="0"/>
+                <w:i w:val="0"/>
+                <w:sz w:val="22"/>
+              </w:rPr>
             </w:r>
           </w:p>
         </w:tc>

--- a/public/assets/files/stacjonarne/SAD.docx
+++ b/public/assets/files/stacjonarne/SAD.docx
@@ -1093,7 +1093,7 @@
                 <w:i w:val="0"/>
                 <w:sz w:val="22"/>
               </w:rPr>
-              <w:t>60</w:t>
+              <w:t>40</w:t>
             </w:r>
           </w:p>
         </w:tc>
@@ -1113,7 +1113,7 @@
                 <w:i w:val="0"/>
                 <w:sz w:val="22"/>
               </w:rPr>
-              <w:t>2.4</w:t>
+              <w:t>1.6</w:t>
             </w:r>
           </w:p>
         </w:tc>

--- a/public/assets/files/stacjonarne/SAD.docx
+++ b/public/assets/files/stacjonarne/SAD.docx
@@ -2923,7 +2923,7 @@
                 <w:i w:val="0"/>
                 <w:sz w:val="22"/>
               </w:rPr>
-              <w:t>K_W01</w:t>
+              <w:t>K_W12</w:t>
             </w:r>
           </w:p>
         </w:tc>
@@ -2961,7 +2961,7 @@
                 <w:i w:val="0"/>
                 <w:sz w:val="22"/>
               </w:rPr>
-              <w:t>egzamin pisemny; kolokwium</w:t>
+              <w:t>egzamin pisemny</w:t>
             </w:r>
           </w:p>
         </w:tc>
@@ -3020,7 +3020,7 @@
                 <w:i w:val="0"/>
                 <w:sz w:val="22"/>
               </w:rPr>
-              <w:t>egzamin pisemny; kolokwium</w:t>
+              <w:t>egzamin pisemny</w:t>
             </w:r>
           </w:p>
         </w:tc>
@@ -3184,7 +3184,7 @@
                 <w:i w:val="0"/>
                 <w:sz w:val="22"/>
               </w:rPr>
-              <w:t>egzamin pisemny; kolokwium</w:t>
+              <w:t>kolokwium</w:t>
             </w:r>
           </w:p>
         </w:tc>
@@ -3205,6 +3205,7 @@
                 <w:i w:val="0"/>
                 <w:sz w:val="22"/>
               </w:rPr>
+              <w:t>K_U07</w:t>
             </w:r>
           </w:p>
         </w:tc>
@@ -3242,7 +3243,7 @@
                 <w:i w:val="0"/>
                 <w:sz w:val="22"/>
               </w:rPr>
-              <w:t>egzamin pisemny; kolokwium</w:t>
+              <w:t>kolokwium</w:t>
             </w:r>
           </w:p>
         </w:tc>
@@ -3368,6 +3369,7 @@
                 <w:i w:val="0"/>
                 <w:sz w:val="22"/>
               </w:rPr>
+              <w:t>K_K01</w:t>
             </w:r>
           </w:p>
         </w:tc>
@@ -3405,7 +3407,7 @@
                 <w:i w:val="0"/>
                 <w:sz w:val="22"/>
               </w:rPr>
-              <w:t>egzamin pisemny; kolokwium</w:t>
+              <w:t>kolokwium</w:t>
             </w:r>
           </w:p>
         </w:tc>
@@ -3426,6 +3428,7 @@
                 <w:i w:val="0"/>
                 <w:sz w:val="22"/>
               </w:rPr>
+              <w:t>K_K03</w:t>
             </w:r>
           </w:p>
         </w:tc>
@@ -3463,7 +3466,7 @@
                 <w:i w:val="0"/>
                 <w:sz w:val="22"/>
               </w:rPr>
-              <w:t>egzamin pisemny; kolokwium</w:t>
+              <w:t>kolokwium</w:t>
             </w:r>
           </w:p>
         </w:tc>

--- a/public/assets/files/stacjonarne/SAD.docx
+++ b/public/assets/files/stacjonarne/SAD.docx
@@ -1882,14 +1882,13 @@
       </w:tblPr>
       <w:tblGrid>
         <w:gridCol w:w="680"/>
-        <w:gridCol w:w="4536"/>
-        <w:gridCol w:w="4252"/>
+        <w:gridCol w:w="8788"/>
       </w:tblGrid>
       <w:tr>
         <w:tc>
           <w:tcPr>
             <w:tcW w:type="dxa" w:w="9468"/>
-            <w:gridSpan w:val="3"/>
+            <w:gridSpan w:val="2"/>
             <w:shd w:val="clear" w:color="auto" w:fill="D9D9D9"/>
           </w:tcPr>
           <w:p>
@@ -1931,7 +1930,7 @@
         </w:tc>
         <w:tc>
           <w:tcPr>
-            <w:tcW w:type="dxa" w:w="4536"/>
+            <w:tcW w:type="dxa" w:w="8788"/>
             <w:shd w:val="clear" w:color="auto" w:fill="D9D9D9"/>
           </w:tcPr>
           <w:p>
@@ -1945,27 +1944,7 @@
                 <w:i w:val="0"/>
                 <w:sz w:val="16"/>
               </w:rPr>
-              <w:t>Wykład</w:t>
-            </w:r>
-          </w:p>
-        </w:tc>
-        <w:tc>
-          <w:tcPr>
-            <w:tcW w:type="dxa" w:w="4252"/>
-            <w:shd w:val="clear" w:color="auto" w:fill="D9D9D9"/>
-          </w:tcPr>
-          <w:p>
-            <w:pPr>
-              <w:spacing w:before="20" w:after="20"/>
-            </w:pPr>
-            <w:r>
-              <w:rPr>
-                <w:rFonts w:ascii="Aptos" w:hAnsi="Aptos"/>
-                <w:b/>
-                <w:i w:val="0"/>
-                <w:sz w:val="16"/>
-              </w:rPr>
-              <w:t>Ćwiczenia / Laboratorium / Pracownia</w:t>
+              <w:t>Treści programowe</w:t>
             </w:r>
           </w:p>
         </w:tc>
@@ -1992,7 +1971,7 @@
         </w:tc>
         <w:tc>
           <w:tcPr>
-            <w:tcW w:type="dxa" w:w="4536"/>
+            <w:tcW w:type="dxa" w:w="8788"/>
           </w:tcPr>
           <w:p>
             <w:pPr>
@@ -2006,24 +1985,6 @@
                 <w:sz w:val="22"/>
               </w:rPr>
               <w:t>Prawdopodobieństwo klasyczne i warunkowe. Niezależność zdarzeń. Prawdopodobieństwo całkowite. Wzór Bayesa. Niezawodność systemu.</w:t>
-            </w:r>
-          </w:p>
-        </w:tc>
-        <w:tc>
-          <w:tcPr>
-            <w:tcW w:type="dxa" w:w="4252"/>
-          </w:tcPr>
-          <w:p>
-            <w:pPr>
-              <w:spacing w:before="20" w:after="20"/>
-            </w:pPr>
-            <w:r>
-              <w:rPr>
-                <w:rFonts w:ascii="Aptos" w:hAnsi="Aptos"/>
-                <w:b w:val="0"/>
-                <w:i w:val="0"/>
-                <w:sz w:val="22"/>
-              </w:rPr>
             </w:r>
           </w:p>
         </w:tc>
@@ -2050,7 +2011,7 @@
         </w:tc>
         <w:tc>
           <w:tcPr>
-            <w:tcW w:type="dxa" w:w="4536"/>
+            <w:tcW w:type="dxa" w:w="8788"/>
           </w:tcPr>
           <w:p>
             <w:pPr>
@@ -2064,24 +2025,6 @@
                 <w:sz w:val="22"/>
               </w:rPr>
               <w:t>Zmienne losowe dyskretne, dystrybuanta, wartość oczekiwana i wariancja. Rozkłady dwumianowy, ujemny dwumianowy i Poissona.</w:t>
-            </w:r>
-          </w:p>
-        </w:tc>
-        <w:tc>
-          <w:tcPr>
-            <w:tcW w:type="dxa" w:w="4252"/>
-          </w:tcPr>
-          <w:p>
-            <w:pPr>
-              <w:spacing w:before="20" w:after="20"/>
-            </w:pPr>
-            <w:r>
-              <w:rPr>
-                <w:rFonts w:ascii="Aptos" w:hAnsi="Aptos"/>
-                <w:b w:val="0"/>
-                <w:i w:val="0"/>
-                <w:sz w:val="22"/>
-              </w:rPr>
             </w:r>
           </w:p>
         </w:tc>
@@ -2108,7 +2051,7 @@
         </w:tc>
         <w:tc>
           <w:tcPr>
-            <w:tcW w:type="dxa" w:w="4536"/>
+            <w:tcW w:type="dxa" w:w="8788"/>
           </w:tcPr>
           <w:p>
             <w:pPr>
@@ -2122,24 +2065,6 @@
                 <w:sz w:val="22"/>
               </w:rPr>
               <w:t>Zmienne losowe ciągłe, gęstość, dystrybuanta, wartość oczekiwana i wariancja. Rozkłady jednostajny, geometryczny, wykładniczy, gamma i normalny. Centralne twierdzenie graniczne.</w:t>
-            </w:r>
-          </w:p>
-        </w:tc>
-        <w:tc>
-          <w:tcPr>
-            <w:tcW w:type="dxa" w:w="4252"/>
-          </w:tcPr>
-          <w:p>
-            <w:pPr>
-              <w:spacing w:before="20" w:after="20"/>
-            </w:pPr>
-            <w:r>
-              <w:rPr>
-                <w:rFonts w:ascii="Aptos" w:hAnsi="Aptos"/>
-                <w:b w:val="0"/>
-                <w:i w:val="0"/>
-                <w:sz w:val="22"/>
-              </w:rPr>
             </w:r>
           </w:p>
         </w:tc>
@@ -2166,7 +2091,7 @@
         </w:tc>
         <w:tc>
           <w:tcPr>
-            <w:tcW w:type="dxa" w:w="4536"/>
+            <w:tcW w:type="dxa" w:w="8788"/>
           </w:tcPr>
           <w:p>
             <w:pPr>
@@ -2180,24 +2105,6 @@
                 <w:sz w:val="22"/>
               </w:rPr>
               <w:t>Zmienne losowe dwuwymiarowa. Rozkłady brzegowe. Niezależność zmiennych losowych.</w:t>
-            </w:r>
-          </w:p>
-        </w:tc>
-        <w:tc>
-          <w:tcPr>
-            <w:tcW w:type="dxa" w:w="4252"/>
-          </w:tcPr>
-          <w:p>
-            <w:pPr>
-              <w:spacing w:before="20" w:after="20"/>
-            </w:pPr>
-            <w:r>
-              <w:rPr>
-                <w:rFonts w:ascii="Aptos" w:hAnsi="Aptos"/>
-                <w:b w:val="0"/>
-                <w:i w:val="0"/>
-                <w:sz w:val="22"/>
-              </w:rPr>
             </w:r>
           </w:p>
         </w:tc>
@@ -2224,7 +2131,7 @@
         </w:tc>
         <w:tc>
           <w:tcPr>
-            <w:tcW w:type="dxa" w:w="4536"/>
+            <w:tcW w:type="dxa" w:w="8788"/>
           </w:tcPr>
           <w:p>
             <w:pPr>
@@ -2238,24 +2145,6 @@
                 <w:sz w:val="22"/>
               </w:rPr>
               <w:t>Zastosowania metody Monte Carlo.</w:t>
-            </w:r>
-          </w:p>
-        </w:tc>
-        <w:tc>
-          <w:tcPr>
-            <w:tcW w:type="dxa" w:w="4252"/>
-          </w:tcPr>
-          <w:p>
-            <w:pPr>
-              <w:spacing w:before="20" w:after="20"/>
-            </w:pPr>
-            <w:r>
-              <w:rPr>
-                <w:rFonts w:ascii="Aptos" w:hAnsi="Aptos"/>
-                <w:b w:val="0"/>
-                <w:i w:val="0"/>
-                <w:sz w:val="22"/>
-              </w:rPr>
             </w:r>
           </w:p>
         </w:tc>
@@ -2282,7 +2171,7 @@
         </w:tc>
         <w:tc>
           <w:tcPr>
-            <w:tcW w:type="dxa" w:w="4536"/>
+            <w:tcW w:type="dxa" w:w="8788"/>
           </w:tcPr>
           <w:p>
             <w:pPr>
@@ -2296,24 +2185,6 @@
                 <w:sz w:val="22"/>
               </w:rPr>
               <w:t>Elementy procesów stochastycznych. Łańcuchy Markowa.</w:t>
-            </w:r>
-          </w:p>
-        </w:tc>
-        <w:tc>
-          <w:tcPr>
-            <w:tcW w:type="dxa" w:w="4252"/>
-          </w:tcPr>
-          <w:p>
-            <w:pPr>
-              <w:spacing w:before="20" w:after="20"/>
-            </w:pPr>
-            <w:r>
-              <w:rPr>
-                <w:rFonts w:ascii="Aptos" w:hAnsi="Aptos"/>
-                <w:b w:val="0"/>
-                <w:i w:val="0"/>
-                <w:sz w:val="22"/>
-              </w:rPr>
             </w:r>
           </w:p>
         </w:tc>
@@ -2340,7 +2211,7 @@
         </w:tc>
         <w:tc>
           <w:tcPr>
-            <w:tcW w:type="dxa" w:w="4536"/>
+            <w:tcW w:type="dxa" w:w="8788"/>
           </w:tcPr>
           <w:p>
             <w:pPr>
@@ -2354,24 +2225,6 @@
                 <w:sz w:val="22"/>
               </w:rPr>
               <w:t>Elementy teorii kolejek.</w:t>
-            </w:r>
-          </w:p>
-        </w:tc>
-        <w:tc>
-          <w:tcPr>
-            <w:tcW w:type="dxa" w:w="4252"/>
-          </w:tcPr>
-          <w:p>
-            <w:pPr>
-              <w:spacing w:before="20" w:after="20"/>
-            </w:pPr>
-            <w:r>
-              <w:rPr>
-                <w:rFonts w:ascii="Aptos" w:hAnsi="Aptos"/>
-                <w:b w:val="0"/>
-                <w:i w:val="0"/>
-                <w:sz w:val="22"/>
-              </w:rPr>
             </w:r>
           </w:p>
         </w:tc>
@@ -2398,7 +2251,7 @@
         </w:tc>
         <w:tc>
           <w:tcPr>
-            <w:tcW w:type="dxa" w:w="4536"/>
+            <w:tcW w:type="dxa" w:w="8788"/>
           </w:tcPr>
           <w:p>
             <w:pPr>
@@ -2412,24 +2265,6 @@
                 <w:sz w:val="22"/>
               </w:rPr>
               <w:t>Statystyka opisowa.Miary położenia, rozproszenia, asymetrii, koncentracji.</w:t>
-            </w:r>
-          </w:p>
-        </w:tc>
-        <w:tc>
-          <w:tcPr>
-            <w:tcW w:type="dxa" w:w="4252"/>
-          </w:tcPr>
-          <w:p>
-            <w:pPr>
-              <w:spacing w:before="20" w:after="20"/>
-            </w:pPr>
-            <w:r>
-              <w:rPr>
-                <w:rFonts w:ascii="Aptos" w:hAnsi="Aptos"/>
-                <w:b w:val="0"/>
-                <w:i w:val="0"/>
-                <w:sz w:val="22"/>
-              </w:rPr>
             </w:r>
           </w:p>
         </w:tc>
@@ -2456,7 +2291,7 @@
         </w:tc>
         <w:tc>
           <w:tcPr>
-            <w:tcW w:type="dxa" w:w="4536"/>
+            <w:tcW w:type="dxa" w:w="8788"/>
           </w:tcPr>
           <w:p>
             <w:pPr>
@@ -2470,24 +2305,6 @@
                 <w:sz w:val="22"/>
               </w:rPr>
               <w:t>Estymacja punktowa i przedziałowa parametrów rozkładów.</w:t>
-            </w:r>
-          </w:p>
-        </w:tc>
-        <w:tc>
-          <w:tcPr>
-            <w:tcW w:type="dxa" w:w="4252"/>
-          </w:tcPr>
-          <w:p>
-            <w:pPr>
-              <w:spacing w:before="20" w:after="20"/>
-            </w:pPr>
-            <w:r>
-              <w:rPr>
-                <w:rFonts w:ascii="Aptos" w:hAnsi="Aptos"/>
-                <w:b w:val="0"/>
-                <w:i w:val="0"/>
-                <w:sz w:val="22"/>
-              </w:rPr>
             </w:r>
           </w:p>
         </w:tc>
@@ -2514,7 +2331,7 @@
         </w:tc>
         <w:tc>
           <w:tcPr>
-            <w:tcW w:type="dxa" w:w="4536"/>
+            <w:tcW w:type="dxa" w:w="8788"/>
           </w:tcPr>
           <w:p>
             <w:pPr>
@@ -2528,24 +2345,6 @@
                 <w:sz w:val="22"/>
               </w:rPr>
               <w:t>Testowanie hipotez statystycznych.</w:t>
-            </w:r>
-          </w:p>
-        </w:tc>
-        <w:tc>
-          <w:tcPr>
-            <w:tcW w:type="dxa" w:w="4252"/>
-          </w:tcPr>
-          <w:p>
-            <w:pPr>
-              <w:spacing w:before="20" w:after="20"/>
-            </w:pPr>
-            <w:r>
-              <w:rPr>
-                <w:rFonts w:ascii="Aptos" w:hAnsi="Aptos"/>
-                <w:b w:val="0"/>
-                <w:i w:val="0"/>
-                <w:sz w:val="22"/>
-              </w:rPr>
             </w:r>
           </w:p>
         </w:tc>
@@ -2572,7 +2371,7 @@
         </w:tc>
         <w:tc>
           <w:tcPr>
-            <w:tcW w:type="dxa" w:w="4536"/>
+            <w:tcW w:type="dxa" w:w="8788"/>
           </w:tcPr>
           <w:p>
             <w:pPr>
@@ -2586,24 +2385,6 @@
                 <w:sz w:val="22"/>
               </w:rPr>
               <w:t>Model regresji liniowej.</w:t>
-            </w:r>
-          </w:p>
-        </w:tc>
-        <w:tc>
-          <w:tcPr>
-            <w:tcW w:type="dxa" w:w="4252"/>
-          </w:tcPr>
-          <w:p>
-            <w:pPr>
-              <w:spacing w:before="20" w:after="20"/>
-            </w:pPr>
-            <w:r>
-              <w:rPr>
-                <w:rFonts w:ascii="Aptos" w:hAnsi="Aptos"/>
-                <w:b w:val="0"/>
-                <w:i w:val="0"/>
-                <w:sz w:val="22"/>
-              </w:rPr>
             </w:r>
           </w:p>
         </w:tc>
